--- a/docs/reports/Codebase_Memory_MCP_评审速览版_2026-08-06.docx
+++ b/docs/reports/Codebase_Memory_MCP_评审速览版_2026-08-06.docx
@@ -529,6 +529,31 @@
     </w:tbl>
     <w:p>
       <w:pPr>
+        <w:spacing w:before="60" w:after="0" w:line="240" w:lineRule="auto"/>
+      </w:pPr>
+      <w:r>
+        <w:rPr>
+          <w:rFonts w:ascii="Calibri" w:hAnsi="Calibri" w:eastAsia="Microsoft YaHei" w:cs="Calibri"/>
+          <w:b/>
+          <w:i w:val="0"/>
+          <w:color w:val="167C8C"/>
+          <w:sz w:val="17"/>
+        </w:rPr>
+        <w:t>价值不止是省 Token：</w:t>
+      </w:r>
+      <w:r>
+        <w:rPr>
+          <w:rFonts w:ascii="Calibri" w:hAnsi="Calibri" w:eastAsia="Microsoft YaHei" w:cs="Calibri"/>
+          <w:b w:val="0"/>
+          <w:i w:val="0"/>
+          <w:color w:val="102A43"/>
+          <w:sz w:val="17"/>
+        </w:rPr>
+        <w:t>把一次性代码问答沉淀成团队可复用、可审计的技术关系资产。</w:t>
+      </w:r>
+    </w:p>
+    <w:p>
+      <w:pPr>
         <w:spacing w:before="80" w:after="40" w:line="240" w:lineRule="auto"/>
         <w:jc w:val="center"/>
       </w:pPr>
@@ -582,7 +607,7 @@
           <w:color w:val="2E74B5"/>
           <w:sz w:val="24"/>
         </w:rPr>
-        <w:t>评审只需记住三点</w:t>
+        <w:t>价值落点</w:t>
       </w:r>
     </w:p>
     <w:tbl>
@@ -630,7 +655,7 @@
                 <w:color w:val="167C8C"/>
                 <w:sz w:val="20"/>
               </w:rPr>
-              <w:t>关系理解</w:t>
+              <w:t>个人开发效率</w:t>
             </w:r>
           </w:p>
           <w:p>
@@ -645,7 +670,7 @@
                 <w:color w:val="102A43"/>
                 <w:sz w:val="17"/>
               </w:rPr>
-              <w:t>不只返回命中文本，还能回答谁调用谁、修改会影响谁、入口在哪里。</w:t>
+              <w:t>减少手工搜索与上下文拼接，让排障、重构和新成员上手更快。</w:t>
             </w:r>
           </w:p>
         </w:tc>
@@ -681,7 +706,7 @@
                 <w:color w:val="167C8C"/>
                 <w:sz w:val="20"/>
               </w:rPr>
-              <w:t>上下文效率</w:t>
+              <w:t>团队交付质量</w:t>
             </w:r>
           </w:p>
           <w:p>
@@ -696,7 +721,7 @@
                 <w:color w:val="102A43"/>
                 <w:sz w:val="17"/>
               </w:rPr>
-              <w:t>优先返回定义、关系和少量源码证据，减少 Agent 反复读取整文件。</w:t>
+              <w:t>把影响面、测试建议和架构风险接入 PR/CI，减少遗漏和返工。</w:t>
             </w:r>
           </w:p>
         </w:tc>
@@ -732,7 +757,7 @@
                 <w:color w:val="167C8C"/>
                 <w:sz w:val="20"/>
               </w:rPr>
-              <w:t>工程落地</w:t>
+              <w:t>遗留系统治理</w:t>
             </w:r>
           </w:p>
           <w:p>
@@ -747,7 +772,7 @@
                 <w:color w:val="102A43"/>
                 <w:sz w:val="17"/>
               </w:rPr>
-              <w:t>本地 SQLite 持久化，支持 MCP/CLI/HTTP，并强化 Vue 2 / Webpack 场景。</w:t>
+              <w:t>为 Vue 2 / Webpack 提供别名、依赖和迁移评估，缩短现代化改造路径。</w:t>
             </w:r>
           </w:p>
         </w:tc>
